--- a/kindle/入稿/第3巻_地味昇給のススメ.docx
+++ b/kindle/入稿/第3巻_地味昇給のススメ.docx
@@ -1001,6 +1001,21 @@
     </w:p>
     <w:p>
       <w:pPr>
+        <w:spacing w:after="160" w:line="360"/>
+      </w:pPr>
+      <w:r>
+        <w:rPr>
+          <w:rFonts w:ascii="Yu Mincho" w:cs="Yu Mincho" w:eastAsia="Yu Mincho" w:hAnsi="Yu Mincho"/>
+          <w:b w:val="false"/>
+          <w:bCs w:val="false"/>
+          <w:sz w:val="21"/>
+          <w:szCs w:val="21"/>
+        </w:rPr>
+        <w:t xml:space="preserve">あとになって知ったんですが、これには、僕の側の思い込みも半分あったようです。人は、自分のことを、周りが実際の何倍も見てくれている、と勘違いする生き物なんだそうです。恥ずかしい失敗をした時に「みんなに見られた」と縮こまるのも、裏でいい仕事をした時に「これは、さすがに見ててくれるはずだ」と期待するのも、同じ勘違い。当時の僕は、まさにこれでした。「俺のこの段ボールの片付けを、上司は分かってくれているはずだ」と、本気で思っていたんです。でも、上司の頭の中は、自分の仕事と、そのまた上への報告で、いつもパンパンです。そこに、部下一人ひとりの地味な頑張りまで録画しておく空き容量なんて、残っていない。見えない努力が評価されないのは、上司が冷たいからじゃなくて、「見えないものは、そもそも頭に残らない」という、ただの脳の仕様だったんです。だったら、こっちから、見える形で差し出すしかない。</w:t>
+      </w:r>
+    </w:p>
+    <w:p>
+      <w:pPr>
         <w:pStyle w:val="Heading2"/>
         <w:spacing w:after="140" w:before="300"/>
       </w:pPr>
@@ -1800,6 +1815,21 @@
           <w:sz w:val="21"/>
           <w:szCs w:val="21"/>
         </w:rPr>
+        <w:t xml:space="preserve">これも、あとで知った脳の話と、つながっています。人の脳は、その人の全部を公平に採点してくれるほど、律儀にできていません。それより、「いちばん最近、パッと思い出せること」だけで、その人の評価を、ざっくり決めてしまう。半年前に大きなトラブルを黙って片付けた部下より、昨日「例の件、こうしておきました」と声をかけてきた部下のほうを、「こいつはできる」と判定してしまうんです。ずるいようだけど、これは相手の性格が悪いんじゃなくて、脳の手抜きです。静かに上がっていく同僚は、たぶんそんな理屈は知らないまま、これを逆手に取っていました。こまめに報告を入れることで、上司の頭の中の「最近の記憶」に、自分の名前と成果を、その都度うわ書きし続けていた。僕は、その上書きを、一度もしなかった。だから半年もたてば、僕がやった仕事は、上司の頭から、きれいに消えていたんです。</w:t>
+      </w:r>
+    </w:p>
+    <w:p>
+      <w:pPr>
+        <w:spacing w:after="160" w:line="360"/>
+      </w:pPr>
+      <w:r>
+        <w:rPr>
+          <w:rFonts w:ascii="Yu Mincho" w:cs="Yu Mincho" w:eastAsia="Yu Mincho" w:hAnsi="Yu Mincho"/>
+          <w:b w:val="false"/>
+          <w:bCs w:val="false"/>
+          <w:sz w:val="21"/>
+          <w:szCs w:val="21"/>
+        </w:rPr>
         <w:t xml:space="preserve">昇給交渉の直前だけ、急にいい部下を演じても、上司には見抜かれます。</w:t>
       </w:r>
     </w:p>
@@ -1952,22 +1982,22 @@
           <w:sz w:val="21"/>
           <w:szCs w:val="21"/>
         </w:rPr>
-        <w:t xml:space="preserve">副業の月5万円は、来月もまた汲まないと消えます。でも、本業で評価されて上がった月2万円は、来月も、再来年も、黙って続きます。しかも、家に持ち帰らなくていい。深夜にキーボードを叩かなくていい。今、目の前でやっている仕事の、質と見せ方を、少し上げるだけ。</w:t>
-      </w:r>
-    </w:p>
-    <w:p>
-      <w:pPr>
-        <w:spacing w:after="160" w:line="360"/>
-      </w:pPr>
-      <w:r>
-        <w:rPr>
-          <w:rFonts w:ascii="Yu Mincho" w:cs="Yu Mincho" w:eastAsia="Yu Mincho" w:hAnsi="Yu Mincho"/>
-          <w:b w:val="false"/>
-          <w:bCs w:val="false"/>
-          <w:sz w:val="21"/>
-          <w:szCs w:val="21"/>
-        </w:rPr>
-        <w:t xml:space="preserve">同じ気力を注ぐなら、こっちのほうが、よっぽど割がいい。少なくとも、僕が副業で溶かした時間を思えば、そう断言できます。</w:t>
+        <w:t xml:space="preserve">金額だけ見れば、副業の月5万円のほうが、本業の昇給2万円より、大きく見えるかもしれません。実際、僕もそう思っていました。でも、副業の5万は、来月もまた一から汲み直さないと消える水です。本業で一段上がった2万は、来月も、その次の年も、黙って基本給に乗り続ける。もちろん、翌年また据え置かれることはある。でも、一度上げた土台そのものが丸ごとゼロに戻ることは、まずありません。しかも、家に持ち帰らなくていい。深夜にキーボードを叩かなくていい。今、目の前でやっている仕事の、質と見せ方を、少し上げるだけ。</w:t>
+      </w:r>
+    </w:p>
+    <w:p>
+      <w:pPr>
+        <w:spacing w:after="160" w:line="360"/>
+      </w:pPr>
+      <w:r>
+        <w:rPr>
+          <w:rFonts w:ascii="Yu Mincho" w:cs="Yu Mincho" w:eastAsia="Yu Mincho" w:hAnsi="Yu Mincho"/>
+          <w:b w:val="false"/>
+          <w:bCs w:val="false"/>
+          <w:sz w:val="21"/>
+          <w:szCs w:val="21"/>
+        </w:rPr>
+        <w:t xml:space="preserve">目先の額は副業に負けても、注いだ気力が"残るか、消えるか"で見れば、こっちのほうが、よっぽど割がいい。少なくとも、僕が副業で溶かした時間を思えば、そう断言できます。</w:t>
       </w:r>
     </w:p>
     <w:p>
@@ -2272,6 +2302,21 @@
           <w:szCs w:val="21"/>
         </w:rPr>
         <w:t xml:space="preserve">でも、「これ、次はこうなりそうだから、先にやっておきました」の半歩が、印象を大きく変えます。上司は、自分が言う前に動いてくれる部下を、心底ありがたく思います。</w:t>
+      </w:r>
+    </w:p>
+    <w:p>
+      <w:pPr>
+        <w:spacing w:after="160" w:line="360"/>
+      </w:pPr>
+      <w:r>
+        <w:rPr>
+          <w:rFonts w:ascii="Yu Mincho" w:cs="Yu Mincho" w:eastAsia="Yu Mincho" w:hAnsi="Yu Mincho"/>
+          <w:b w:val="false"/>
+          <w:bCs w:val="false"/>
+          <w:sz w:val="21"/>
+          <w:szCs w:val="21"/>
+        </w:rPr>
+        <w:t xml:space="preserve">今でも覚えているのは、僕より若い同僚のことです。大きな特売の前日、彼は誰にも言われないうちに、明日はけそうなぶんの在庫を倉庫から出して、通路の脇に積んでおいた。そして帰り際、上司に「念のため、明日の朝ぶんは出しておきました」と、一言だけ添えた。たったそれだけのことで、翌朝バタつかずに済んだ上司は、その日ずっと、彼を頼りにしていました。手を動かした量なんて、たかが知れています。でも、あの半歩と、ひと言が、上司の中の彼の株を、確実に上げていました。僕は同じ倉庫を、何度も黙って往復していたのに、その「ひと言」を、一度も添えたことがなかった。</w:t>
       </w:r>
     </w:p>
     <w:p>

--- a/kindle/入稿/第3巻_地味昇給のススメ.docx
+++ b/kindle/入稿/第3巻_地味昇給のススメ.docx
@@ -261,7 +261,7 @@
     <w:p>
       <w:pPr>
         <w:pStyle w:val="Heading1"/>
-        <w:spacing w:after="220" w:before="480"/>
+        <w:spacing w:after="220" w:before="240"/>
       </w:pPr>
       <w:r>
         <w:rPr>
@@ -271,217 +271,162 @@
           <w:sz w:val="30"/>
           <w:szCs w:val="30"/>
         </w:rPr>
-        <w:t xml:space="preserve">まえがき</w:t>
-      </w:r>
-    </w:p>
-    <w:p>
-      <w:pPr>
-        <w:spacing w:after="160" w:line="360"/>
-      </w:pPr>
-      <w:r>
-        <w:rPr>
-          <w:rFonts w:ascii="Yu Mincho" w:cs="Yu Mincho" w:eastAsia="Yu Mincho" w:hAnsi="Yu Mincho"/>
-          <w:b w:val="false"/>
-          <w:bCs w:val="false"/>
-          <w:sz w:val="21"/>
-          <w:szCs w:val="21"/>
-        </w:rPr>
-        <w:t xml:space="preserve">正直に、最初に書いておきます。</w:t>
-      </w:r>
-    </w:p>
-    <w:p>
-      <w:pPr>
-        <w:spacing w:after="160" w:line="360"/>
-      </w:pPr>
-      <w:r>
-        <w:rPr>
-          <w:rFonts w:ascii="Yu Mincho" w:cs="Yu Mincho" w:eastAsia="Yu Mincho" w:hAnsi="Yu Mincho"/>
-          <w:b w:val="false"/>
-          <w:bCs w:val="false"/>
-          <w:sz w:val="21"/>
-          <w:szCs w:val="21"/>
-        </w:rPr>
-        <w:t xml:space="preserve">この本を書く資格が、僕には半分しかありません。</w:t>
-      </w:r>
-    </w:p>
-    <w:p>
-      <w:pPr>
-        <w:spacing w:after="160" w:line="360"/>
-      </w:pPr>
-      <w:r>
-        <w:rPr>
-          <w:rFonts w:ascii="Yu Mincho" w:cs="Yu Mincho" w:eastAsia="Yu Mincho" w:hAnsi="Yu Mincho"/>
-          <w:b w:val="false"/>
-          <w:bCs w:val="false"/>
-          <w:sz w:val="21"/>
-          <w:szCs w:val="21"/>
-        </w:rPr>
-        <w:t xml:space="preserve">僕は、15年勤めた会社で、年収を400万円から大きく上げることが、ついにできませんでした。</w:t>
-      </w:r>
-    </w:p>
-    <w:p>
-      <w:pPr>
-        <w:spacing w:after="160" w:line="360"/>
-      </w:pPr>
-      <w:r>
-        <w:rPr>
-          <w:rFonts w:ascii="Yu Mincho" w:cs="Yu Mincho" w:eastAsia="Yu Mincho" w:hAnsi="Yu Mincho"/>
-          <w:b w:val="false"/>
-          <w:bCs w:val="false"/>
-          <w:sz w:val="21"/>
-          <w:szCs w:val="21"/>
-        </w:rPr>
-        <w:t xml:space="preserve">毎年春、面談で、上司から一枚の紙を滑らせられる。そこに印刷されているのは、去年とほとんど変わらない数字です。数百円、良くて数千円。僕は毎回、「まあ、こんなもんですよね」と分かったような顔でうなずいて、その紙を折りたたんで、尻ポケットに突っ込みました。本当は、何ひとつ納得していないのに。それが、15年。最後は、この場所で上げることを、僕のほうが先にあきらめて、外に出ました。その顛末は、第2巻に書いた通りです。</w:t>
-      </w:r>
-    </w:p>
-    <w:p>
-      <w:pPr>
-        <w:spacing w:after="160" w:line="360"/>
-      </w:pPr>
-      <w:r>
-        <w:rPr>
-          <w:rFonts w:ascii="Yu Mincho" w:cs="Yu Mincho" w:eastAsia="Yu Mincho" w:hAnsi="Yu Mincho"/>
-          <w:b w:val="false"/>
-          <w:bCs w:val="false"/>
-          <w:sz w:val="21"/>
-          <w:szCs w:val="21"/>
-        </w:rPr>
-        <w:t xml:space="preserve">だから、「昇給の達人が教える、年収の上げ方」みたいな本は、僕には書けません。</w:t>
-      </w:r>
-    </w:p>
-    <w:p>
-      <w:pPr>
-        <w:spacing w:after="160" w:line="360"/>
-      </w:pPr>
-      <w:r>
-        <w:rPr>
-          <w:rFonts w:ascii="Yu Mincho" w:cs="Yu Mincho" w:eastAsia="Yu Mincho" w:hAnsi="Yu Mincho"/>
-          <w:b w:val="false"/>
-          <w:bCs w:val="false"/>
-          <w:sz w:val="21"/>
-          <w:szCs w:val="21"/>
-        </w:rPr>
-        <w:t xml:space="preserve">僕は、昇給の負け組でした。</w:t>
-      </w:r>
-    </w:p>
-    <w:p>
-      <w:pPr>
-        <w:spacing w:after="160" w:line="360"/>
-      </w:pPr>
-      <w:r>
-        <w:rPr>
-          <w:rFonts w:ascii="Yu Mincho" w:cs="Yu Mincho" w:eastAsia="Yu Mincho" w:hAnsi="Yu Mincho"/>
-          <w:b w:val="false"/>
-          <w:bCs w:val="false"/>
-          <w:sz w:val="21"/>
-          <w:szCs w:val="21"/>
-        </w:rPr>
-        <w:t xml:space="preserve">でも、負けたからこそ、ずっと見ていたものがあります。</w:t>
-      </w:r>
-    </w:p>
-    <w:p>
-      <w:pPr>
-        <w:spacing w:after="160" w:line="360"/>
-      </w:pPr>
-      <w:r>
-        <w:rPr>
-          <w:rFonts w:ascii="Yu Mincho" w:cs="Yu Mincho" w:eastAsia="Yu Mincho" w:hAnsi="Yu Mincho"/>
-          <w:b w:val="false"/>
-          <w:bCs w:val="false"/>
-          <w:sz w:val="21"/>
-          <w:szCs w:val="21"/>
-        </w:rPr>
-        <w:t xml:space="preserve">同じ売り場に立って、同じような仕事をしているのに、なぜか静かに評価されて、上がっていく人。逆に、僕みたいに、真面目に働いているつもりなのに、ずっと据え置きの人。この差が、どこから来るのか。負けた側から、僕は嫌というほど、それを観察してきました。</w:t>
-      </w:r>
-    </w:p>
-    <w:p>
-      <w:pPr>
-        <w:spacing w:after="160" w:line="360"/>
-      </w:pPr>
-      <w:r>
-        <w:rPr>
-          <w:rFonts w:ascii="Yu Mincho" w:cs="Yu Mincho" w:eastAsia="Yu Mincho" w:hAnsi="Yu Mincho"/>
-          <w:b w:val="false"/>
-          <w:bCs w:val="false"/>
-          <w:sz w:val="21"/>
-          <w:szCs w:val="21"/>
-        </w:rPr>
-        <w:t xml:space="preserve">そして、あとになって、副業や、業務委託や、転職の交渉を経験して、やっと分かったんです。</w:t>
-      </w:r>
-    </w:p>
-    <w:p>
-      <w:pPr>
-        <w:spacing w:after="160" w:line="360"/>
-      </w:pPr>
-      <w:r>
-        <w:rPr>
-          <w:rFonts w:ascii="Yu Mincho" w:cs="Yu Mincho" w:eastAsia="Yu Mincho" w:hAnsi="Yu Mincho"/>
-          <w:b w:val="false"/>
-          <w:bCs w:val="false"/>
-          <w:sz w:val="21"/>
-          <w:szCs w:val="21"/>
-        </w:rPr>
-        <w:t xml:space="preserve">上がっていく人が握っていたのは、「もっと頑張る」でも「もっと成果を出す」でもありませんでした。もっと地味で、もっと身も蓋もない、別の何かでした。</w:t>
-      </w:r>
-    </w:p>
-    <w:p>
-      <w:pPr>
-        <w:spacing w:after="160" w:line="360"/>
-      </w:pPr>
-      <w:r>
-        <w:rPr>
-          <w:rFonts w:ascii="Yu Mincho" w:cs="Yu Mincho" w:eastAsia="Yu Mincho" w:hAnsi="Yu Mincho"/>
-          <w:b w:val="false"/>
-          <w:bCs w:val="false"/>
-          <w:sz w:val="21"/>
-          <w:szCs w:val="21"/>
-        </w:rPr>
-        <w:t xml:space="preserve">この本は、その「別の何か」の話です。</w:t>
-      </w:r>
-    </w:p>
-    <w:p>
-      <w:pPr>
-        <w:spacing w:after="160" w:line="360"/>
-      </w:pPr>
-      <w:r>
-        <w:rPr>
-          <w:rFonts w:ascii="Yu Mincho" w:cs="Yu Mincho" w:eastAsia="Yu Mincho" w:hAnsi="Yu Mincho"/>
-          <w:b w:val="false"/>
-          <w:bCs w:val="false"/>
-          <w:sz w:val="21"/>
-          <w:szCs w:val="21"/>
-        </w:rPr>
-        <w:t xml:space="preserve">今の会社が、そこまで嫌いじゃない。できれば、転職なんて大ごとをせずに、今の場所で手取りを増やしたい。そう思っている人に向けて、昇給の負け組だった僕が、勝っていく人たちを横目で見て盗んだものを、全部書きます。</w:t>
-      </w:r>
-    </w:p>
-    <w:p>
-      <w:pPr>
-        <w:spacing w:after="160" w:line="360"/>
-      </w:pPr>
-      <w:r>
-        <w:rPr>
-          <w:rFonts w:ascii="Yu Mincho" w:cs="Yu Mincho" w:eastAsia="Yu Mincho" w:hAnsi="Yu Mincho"/>
-          <w:b w:val="false"/>
-          <w:bCs w:val="false"/>
-          <w:sz w:val="21"/>
-          <w:szCs w:val="21"/>
-        </w:rPr>
-        <w:t xml:space="preserve">先に、いちばん大事なことだけ言っておきます。</w:t>
-      </w:r>
-    </w:p>
-    <w:p>
-      <w:pPr>
-        <w:spacing w:after="160" w:line="360"/>
-      </w:pPr>
-      <w:r>
-        <w:rPr>
-          <w:rFonts w:ascii="Yu Mincho" w:cs="Yu Mincho" w:eastAsia="Yu Mincho" w:hAnsi="Yu Mincho"/>
-          <w:b w:val="false"/>
-          <w:bCs w:val="false"/>
-          <w:sz w:val="21"/>
-          <w:szCs w:val="21"/>
-        </w:rPr>
-        <w:t xml:space="preserve">評価は、あなたが思っているほど、「成果」だけでは決まっていません。</w:t>
+        <w:t xml:space="preserve">目次</w:t>
+      </w:r>
+    </w:p>
+    <w:p>
+      <w:pPr>
+        <w:spacing w:after="120" w:line="360"/>
+      </w:pPr>
+      <w:hyperlink w:history="1" w:anchor="ch0">
+        <w:r>
+          <w:rPr>
+            <w:rFonts w:ascii="Yu Mincho" w:cs="Yu Mincho" w:eastAsia="Yu Mincho" w:hAnsi="Yu Mincho"/>
+            <w:sz w:val="22"/>
+            <w:szCs w:val="22"/>
+          </w:rPr>
+          <w:t xml:space="preserve">まえがき</w:t>
+        </w:r>
+      </w:hyperlink>
+    </w:p>
+    <w:p>
+      <w:pPr>
+        <w:spacing w:after="120" w:line="360"/>
+      </w:pPr>
+      <w:hyperlink w:history="1" w:anchor="ch1">
+        <w:r>
+          <w:rPr>
+            <w:rFonts w:ascii="Yu Mincho" w:cs="Yu Mincho" w:eastAsia="Yu Mincho" w:hAnsi="Yu Mincho"/>
+            <w:sz w:val="22"/>
+            <w:szCs w:val="22"/>
+          </w:rPr>
+          <w:t xml:space="preserve">第1章 転職だけが、答えじゃない</w:t>
+        </w:r>
+      </w:hyperlink>
+    </w:p>
+    <w:p>
+      <w:pPr>
+        <w:spacing w:after="120" w:line="360"/>
+      </w:pPr>
+      <w:hyperlink w:history="1" w:anchor="ch2">
+        <w:r>
+          <w:rPr>
+            <w:rFonts w:ascii="Yu Mincho" w:cs="Yu Mincho" w:eastAsia="Yu Mincho" w:hAnsi="Yu Mincho"/>
+            <w:sz w:val="22"/>
+            <w:szCs w:val="22"/>
+          </w:rPr>
+          <w:t xml:space="preserve">第2章 評価は「成果」でなく「見え方」で決まる、という現実</w:t>
+        </w:r>
+      </w:hyperlink>
+    </w:p>
+    <w:p>
+      <w:pPr>
+        <w:spacing w:after="120" w:line="360"/>
+      </w:pPr>
+      <w:hyperlink w:history="1" w:anchor="ch3">
+        <w:r>
+          <w:rPr>
+            <w:rFonts w:ascii="Yu Mincho" w:cs="Yu Mincho" w:eastAsia="Yu Mincho" w:hAnsi="Yu Mincho"/>
+            <w:sz w:val="22"/>
+            <w:szCs w:val="22"/>
+          </w:rPr>
+          <w:t xml:space="preserve">第3章 昇給交渉の、準備とタイミングと、言い方</w:t>
+        </w:r>
+      </w:hyperlink>
+    </w:p>
+    <w:p>
+      <w:pPr>
+        <w:spacing w:after="120" w:line="360"/>
+      </w:pPr>
+      <w:hyperlink w:history="1" w:anchor="ch4">
+        <w:r>
+          <w:rPr>
+            <w:rFonts w:ascii="Yu Mincho" w:cs="Yu Mincho" w:eastAsia="Yu Mincho" w:hAnsi="Yu Mincho"/>
+            <w:sz w:val="22"/>
+            <w:szCs w:val="22"/>
+          </w:rPr>
+          <w:t xml:space="preserve">第4章 上司を、敵でなく味方にする</w:t>
+        </w:r>
+      </w:hyperlink>
+    </w:p>
+    <w:p>
+      <w:pPr>
+        <w:spacing w:after="120" w:line="360"/>
+      </w:pPr>
+      <w:hyperlink w:history="1" w:anchor="ch5">
+        <w:r>
+          <w:rPr>
+            <w:rFonts w:ascii="Yu Mincho" w:cs="Yu Mincho" w:eastAsia="Yu Mincho" w:hAnsi="Yu Mincho"/>
+            <w:sz w:val="22"/>
+            <w:szCs w:val="22"/>
+          </w:rPr>
+          <w:t xml:space="preserve">第5章 副業に注ぐはずだった気力を、本業の一点へ</w:t>
+        </w:r>
+      </w:hyperlink>
+    </w:p>
+    <w:p>
+      <w:pPr>
+        <w:spacing w:after="120" w:line="360"/>
+      </w:pPr>
+      <w:hyperlink w:history="1" w:anchor="ch6">
+        <w:r>
+          <w:rPr>
+            <w:rFonts w:ascii="Yu Mincho" w:cs="Yu Mincho" w:eastAsia="Yu Mincho" w:hAnsi="Yu Mincho"/>
+            <w:sz w:val="22"/>
+            <w:szCs w:val="22"/>
+          </w:rPr>
+          <w:t xml:space="preserve">第6章 静かに評価される人の、地味な習慣</w:t>
+        </w:r>
+      </w:hyperlink>
+    </w:p>
+    <w:p>
+      <w:pPr>
+        <w:spacing w:after="120" w:line="360"/>
+      </w:pPr>
+      <w:hyperlink w:history="1" w:anchor="ch7">
+        <w:r>
+          <w:rPr>
+            <w:rFonts w:ascii="Yu Mincho" w:cs="Yu Mincho" w:eastAsia="Yu Mincho" w:hAnsi="Yu Mincho"/>
+            <w:sz w:val="22"/>
+            <w:szCs w:val="22"/>
+          </w:rPr>
+          <w:t xml:space="preserve">第7章 数字で、自分を語る技術</w:t>
+        </w:r>
+      </w:hyperlink>
+    </w:p>
+    <w:p>
+      <w:pPr>
+        <w:spacing w:after="120" w:line="360"/>
+      </w:pPr>
+      <w:hyperlink w:history="1" w:anchor="ch8">
+        <w:r>
+          <w:rPr>
+            <w:rFonts w:ascii="Yu Mincho" w:cs="Yu Mincho" w:eastAsia="Yu Mincho" w:hAnsi="Yu Mincho"/>
+            <w:sz w:val="22"/>
+            <w:szCs w:val="22"/>
+          </w:rPr>
+          <w:t xml:space="preserve">おわりに</w:t>
+        </w:r>
+      </w:hyperlink>
+    </w:p>
+    <w:p>
+      <w:pPr>
+        <w:spacing w:after="120" w:line="360"/>
+      </w:pPr>
+      <w:hyperlink w:history="1" w:anchor="ch9">
+        <w:r>
+          <w:rPr>
+            <w:rFonts w:ascii="Yu Mincho" w:cs="Yu Mincho" w:eastAsia="Yu Mincho" w:hAnsi="Yu Mincho"/>
+            <w:sz w:val="22"/>
+            <w:szCs w:val="22"/>
+          </w:rPr>
+          <w:t xml:space="preserve">出典・参考にしたデータ（読者向け）</w:t>
+        </w:r>
+      </w:hyperlink>
+    </w:p>
+    <w:p>
+      <w:r>
+        <w:br w:type="page"/>
       </w:r>
     </w:p>
     <w:p>
@@ -489,6 +434,7 @@
         <w:pStyle w:val="Heading1"/>
         <w:spacing w:after="220" w:before="480"/>
       </w:pPr>
+      <w:bookmarkStart w:name="ch0" w:id="1"/>
       <w:r>
         <w:rPr>
           <w:rFonts w:ascii="Yu Gothic" w:cs="Yu Gothic" w:eastAsia="Yu Gothic" w:hAnsi="Yu Gothic"/>
@@ -497,8 +443,237 @@
           <w:sz w:val="30"/>
           <w:szCs w:val="30"/>
         </w:rPr>
+        <w:t xml:space="preserve">まえがき</w:t>
+      </w:r>
+      <w:bookmarkEnd w:id="1"/>
+    </w:p>
+    <w:p>
+      <w:pPr>
+        <w:spacing w:after="160" w:line="360"/>
+      </w:pPr>
+      <w:r>
+        <w:rPr>
+          <w:rFonts w:ascii="Yu Mincho" w:cs="Yu Mincho" w:eastAsia="Yu Mincho" w:hAnsi="Yu Mincho"/>
+          <w:b w:val="false"/>
+          <w:bCs w:val="false"/>
+          <w:sz w:val="21"/>
+          <w:szCs w:val="21"/>
+        </w:rPr>
+        <w:t xml:space="preserve">正直に、最初に書いておきます。</w:t>
+      </w:r>
+    </w:p>
+    <w:p>
+      <w:pPr>
+        <w:spacing w:after="160" w:line="360"/>
+      </w:pPr>
+      <w:r>
+        <w:rPr>
+          <w:rFonts w:ascii="Yu Mincho" w:cs="Yu Mincho" w:eastAsia="Yu Mincho" w:hAnsi="Yu Mincho"/>
+          <w:b w:val="false"/>
+          <w:bCs w:val="false"/>
+          <w:sz w:val="21"/>
+          <w:szCs w:val="21"/>
+        </w:rPr>
+        <w:t xml:space="preserve">この本を書く資格が、僕には半分しかありません。</w:t>
+      </w:r>
+    </w:p>
+    <w:p>
+      <w:pPr>
+        <w:spacing w:after="160" w:line="360"/>
+      </w:pPr>
+      <w:r>
+        <w:rPr>
+          <w:rFonts w:ascii="Yu Mincho" w:cs="Yu Mincho" w:eastAsia="Yu Mincho" w:hAnsi="Yu Mincho"/>
+          <w:b w:val="false"/>
+          <w:bCs w:val="false"/>
+          <w:sz w:val="21"/>
+          <w:szCs w:val="21"/>
+        </w:rPr>
+        <w:t xml:space="preserve">僕は、15年勤めた会社で、年収を400万円から大きく上げることが、ついにできませんでした。</w:t>
+      </w:r>
+    </w:p>
+    <w:p>
+      <w:pPr>
+        <w:spacing w:after="160" w:line="360"/>
+      </w:pPr>
+      <w:r>
+        <w:rPr>
+          <w:rFonts w:ascii="Yu Mincho" w:cs="Yu Mincho" w:eastAsia="Yu Mincho" w:hAnsi="Yu Mincho"/>
+          <w:b w:val="false"/>
+          <w:bCs w:val="false"/>
+          <w:sz w:val="21"/>
+          <w:szCs w:val="21"/>
+        </w:rPr>
+        <w:t xml:space="preserve">毎年春、面談で、上司から一枚の紙を滑らせられる。そこに印刷されているのは、去年とほとんど変わらない数字です。数百円、良くて数千円。僕は毎回、「まあ、こんなもんですよね」と分かったような顔でうなずいて、その紙を折りたたんで、尻ポケットに突っ込みました。本当は、何ひとつ納得していないのに。それが、15年。最後は、この場所で上げることを、僕のほうが先にあきらめて、外に出ました。その顛末は、第2巻に書いた通りです。</w:t>
+      </w:r>
+    </w:p>
+    <w:p>
+      <w:pPr>
+        <w:spacing w:after="160" w:line="360"/>
+      </w:pPr>
+      <w:r>
+        <w:rPr>
+          <w:rFonts w:ascii="Yu Mincho" w:cs="Yu Mincho" w:eastAsia="Yu Mincho" w:hAnsi="Yu Mincho"/>
+          <w:b w:val="false"/>
+          <w:bCs w:val="false"/>
+          <w:sz w:val="21"/>
+          <w:szCs w:val="21"/>
+        </w:rPr>
+        <w:t xml:space="preserve">だから、「昇給の達人が教える、年収の上げ方」みたいな本は、僕には書けません。</w:t>
+      </w:r>
+    </w:p>
+    <w:p>
+      <w:pPr>
+        <w:spacing w:after="160" w:line="360"/>
+      </w:pPr>
+      <w:r>
+        <w:rPr>
+          <w:rFonts w:ascii="Yu Mincho" w:cs="Yu Mincho" w:eastAsia="Yu Mincho" w:hAnsi="Yu Mincho"/>
+          <w:b w:val="false"/>
+          <w:bCs w:val="false"/>
+          <w:sz w:val="21"/>
+          <w:szCs w:val="21"/>
+        </w:rPr>
+        <w:t xml:space="preserve">僕は、昇給の負け組でした。</w:t>
+      </w:r>
+    </w:p>
+    <w:p>
+      <w:pPr>
+        <w:spacing w:after="160" w:line="360"/>
+      </w:pPr>
+      <w:r>
+        <w:rPr>
+          <w:rFonts w:ascii="Yu Mincho" w:cs="Yu Mincho" w:eastAsia="Yu Mincho" w:hAnsi="Yu Mincho"/>
+          <w:b w:val="false"/>
+          <w:bCs w:val="false"/>
+          <w:sz w:val="21"/>
+          <w:szCs w:val="21"/>
+        </w:rPr>
+        <w:t xml:space="preserve">でも、負けたからこそ、ずっと見ていたものがあります。</w:t>
+      </w:r>
+    </w:p>
+    <w:p>
+      <w:pPr>
+        <w:spacing w:after="160" w:line="360"/>
+      </w:pPr>
+      <w:r>
+        <w:rPr>
+          <w:rFonts w:ascii="Yu Mincho" w:cs="Yu Mincho" w:eastAsia="Yu Mincho" w:hAnsi="Yu Mincho"/>
+          <w:b w:val="false"/>
+          <w:bCs w:val="false"/>
+          <w:sz w:val="21"/>
+          <w:szCs w:val="21"/>
+        </w:rPr>
+        <w:t xml:space="preserve">同じ売り場に立って、同じような仕事をしているのに、なぜか静かに評価されて、上がっていく人。逆に、僕みたいに、真面目に働いているつもりなのに、ずっと据え置きの人。この差が、どこから来るのか。負けた側から、僕は嫌というほど、それを観察してきました。</w:t>
+      </w:r>
+    </w:p>
+    <w:p>
+      <w:pPr>
+        <w:spacing w:after="160" w:line="360"/>
+      </w:pPr>
+      <w:r>
+        <w:rPr>
+          <w:rFonts w:ascii="Yu Mincho" w:cs="Yu Mincho" w:eastAsia="Yu Mincho" w:hAnsi="Yu Mincho"/>
+          <w:b w:val="false"/>
+          <w:bCs w:val="false"/>
+          <w:sz w:val="21"/>
+          <w:szCs w:val="21"/>
+        </w:rPr>
+        <w:t xml:space="preserve">そして、あとになって、副業や、業務委託や、転職の交渉を経験して、やっと分かったんです。</w:t>
+      </w:r>
+    </w:p>
+    <w:p>
+      <w:pPr>
+        <w:spacing w:after="160" w:line="360"/>
+      </w:pPr>
+      <w:r>
+        <w:rPr>
+          <w:rFonts w:ascii="Yu Mincho" w:cs="Yu Mincho" w:eastAsia="Yu Mincho" w:hAnsi="Yu Mincho"/>
+          <w:b w:val="false"/>
+          <w:bCs w:val="false"/>
+          <w:sz w:val="21"/>
+          <w:szCs w:val="21"/>
+        </w:rPr>
+        <w:t xml:space="preserve">上がっていく人が握っていたのは、「もっと頑張る」でも「もっと成果を出す」でもありませんでした。もっと地味で、もっと身も蓋もない、別の何かでした。</w:t>
+      </w:r>
+    </w:p>
+    <w:p>
+      <w:pPr>
+        <w:spacing w:after="160" w:line="360"/>
+      </w:pPr>
+      <w:r>
+        <w:rPr>
+          <w:rFonts w:ascii="Yu Mincho" w:cs="Yu Mincho" w:eastAsia="Yu Mincho" w:hAnsi="Yu Mincho"/>
+          <w:b w:val="false"/>
+          <w:bCs w:val="false"/>
+          <w:sz w:val="21"/>
+          <w:szCs w:val="21"/>
+        </w:rPr>
+        <w:t xml:space="preserve">この本は、その「別の何か」の話です。</w:t>
+      </w:r>
+    </w:p>
+    <w:p>
+      <w:pPr>
+        <w:spacing w:after="160" w:line="360"/>
+      </w:pPr>
+      <w:r>
+        <w:rPr>
+          <w:rFonts w:ascii="Yu Mincho" w:cs="Yu Mincho" w:eastAsia="Yu Mincho" w:hAnsi="Yu Mincho"/>
+          <w:b w:val="false"/>
+          <w:bCs w:val="false"/>
+          <w:sz w:val="21"/>
+          <w:szCs w:val="21"/>
+        </w:rPr>
+        <w:t xml:space="preserve">今の会社が、そこまで嫌いじゃない。できれば、転職なんて大ごとをせずに、今の場所で手取りを増やしたい。そう思っている人に向けて、昇給の負け組だった僕が、勝っていく人たちを横目で見て盗んだものを、全部書きます。</w:t>
+      </w:r>
+    </w:p>
+    <w:p>
+      <w:pPr>
+        <w:spacing w:after="160" w:line="360"/>
+      </w:pPr>
+      <w:r>
+        <w:rPr>
+          <w:rFonts w:ascii="Yu Mincho" w:cs="Yu Mincho" w:eastAsia="Yu Mincho" w:hAnsi="Yu Mincho"/>
+          <w:b w:val="false"/>
+          <w:bCs w:val="false"/>
+          <w:sz w:val="21"/>
+          <w:szCs w:val="21"/>
+        </w:rPr>
+        <w:t xml:space="preserve">先に、いちばん大事なことだけ言っておきます。</w:t>
+      </w:r>
+    </w:p>
+    <w:p>
+      <w:pPr>
+        <w:spacing w:after="160" w:line="360"/>
+      </w:pPr>
+      <w:r>
+        <w:rPr>
+          <w:rFonts w:ascii="Yu Mincho" w:cs="Yu Mincho" w:eastAsia="Yu Mincho" w:hAnsi="Yu Mincho"/>
+          <w:b w:val="false"/>
+          <w:bCs w:val="false"/>
+          <w:sz w:val="21"/>
+          <w:szCs w:val="21"/>
+        </w:rPr>
+        <w:t xml:space="preserve">評価は、あなたが思っているほど、「成果」だけでは決まっていません。</w:t>
+      </w:r>
+    </w:p>
+    <w:p>
+      <w:pPr>
+        <w:pStyle w:val="Heading1"/>
+        <w:spacing w:after="220" w:before="480"/>
+      </w:pPr>
+      <w:bookmarkStart w:name="ch1" w:id="1"/>
+      <w:r>
+        <w:rPr>
+          <w:rFonts w:ascii="Yu Gothic" w:cs="Yu Gothic" w:eastAsia="Yu Gothic" w:hAnsi="Yu Gothic"/>
+          <w:b/>
+          <w:bCs/>
+          <w:sz w:val="30"/>
+          <w:szCs w:val="30"/>
+        </w:rPr>
         <w:t xml:space="preserve">第1章 転職だけが、答えじゃない</w:t>
       </w:r>
+      <w:bookmarkEnd w:id="1"/>
     </w:p>
     <w:p>
       <w:pPr>
@@ -807,6 +982,7 @@
         <w:pStyle w:val="Heading1"/>
         <w:spacing w:after="220" w:before="480"/>
       </w:pPr>
+      <w:bookmarkStart w:name="ch2" w:id="1"/>
       <w:r>
         <w:rPr>
           <w:rFonts w:ascii="Yu Gothic" w:cs="Yu Gothic" w:eastAsia="Yu Gothic" w:hAnsi="Yu Gothic"/>
@@ -817,6 +993,7 @@
         </w:rPr>
         <w:t xml:space="preserve">第2章 評価は「成果」でなく「見え方」で決まる、という現実</w:t>
       </w:r>
+      <w:bookmarkEnd w:id="1"/>
     </w:p>
     <w:p>
       <w:pPr>
@@ -1231,6 +1408,7 @@
         <w:pStyle w:val="Heading1"/>
         <w:spacing w:after="220" w:before="480"/>
       </w:pPr>
+      <w:bookmarkStart w:name="ch3" w:id="1"/>
       <w:r>
         <w:rPr>
           <w:rFonts w:ascii="Yu Gothic" w:cs="Yu Gothic" w:eastAsia="Yu Gothic" w:hAnsi="Yu Gothic"/>
@@ -1241,6 +1419,7 @@
         </w:rPr>
         <w:t xml:space="preserve">第3章 昇給交渉の、準備とタイミングと、言い方</w:t>
       </w:r>
+      <w:bookmarkEnd w:id="1"/>
     </w:p>
     <w:p>
       <w:pPr>
@@ -1595,6 +1774,7 @@
         <w:pStyle w:val="Heading1"/>
         <w:spacing w:after="220" w:before="480"/>
       </w:pPr>
+      <w:bookmarkStart w:name="ch4" w:id="1"/>
       <w:r>
         <w:rPr>
           <w:rFonts w:ascii="Yu Gothic" w:cs="Yu Gothic" w:eastAsia="Yu Gothic" w:hAnsi="Yu Gothic"/>
@@ -1605,6 +1785,7 @@
         </w:rPr>
         <w:t xml:space="preserve">第4章 上司を、敵でなく味方にする</w:t>
       </w:r>
+      <w:bookmarkEnd w:id="1"/>
     </w:p>
     <w:p>
       <w:pPr>
@@ -1853,6 +2034,7 @@
         <w:pStyle w:val="Heading1"/>
         <w:spacing w:after="220" w:before="480"/>
       </w:pPr>
+      <w:bookmarkStart w:name="ch5" w:id="1"/>
       <w:r>
         <w:rPr>
           <w:rFonts w:ascii="Yu Gothic" w:cs="Yu Gothic" w:eastAsia="Yu Gothic" w:hAnsi="Yu Gothic"/>
@@ -1863,6 +2045,7 @@
         </w:rPr>
         <w:t xml:space="preserve">第5章 副業に注ぐはずだった気力を、本業の一点へ</w:t>
       </w:r>
+      <w:bookmarkEnd w:id="1"/>
     </w:p>
     <w:p>
       <w:pPr>
@@ -2111,6 +2294,7 @@
         <w:pStyle w:val="Heading1"/>
         <w:spacing w:after="220" w:before="480"/>
       </w:pPr>
+      <w:bookmarkStart w:name="ch6" w:id="1"/>
       <w:r>
         <w:rPr>
           <w:rFonts w:ascii="Yu Gothic" w:cs="Yu Gothic" w:eastAsia="Yu Gothic" w:hAnsi="Yu Gothic"/>
@@ -2121,6 +2305,7 @@
         </w:rPr>
         <w:t xml:space="preserve">第6章 静かに評価される人の、地味な習慣</w:t>
       </w:r>
+      <w:bookmarkEnd w:id="1"/>
     </w:p>
     <w:p>
       <w:pPr>
@@ -2430,6 +2615,7 @@
         <w:pStyle w:val="Heading1"/>
         <w:spacing w:after="220" w:before="480"/>
       </w:pPr>
+      <w:bookmarkStart w:name="ch7" w:id="1"/>
       <w:r>
         <w:rPr>
           <w:rFonts w:ascii="Yu Gothic" w:cs="Yu Gothic" w:eastAsia="Yu Gothic" w:hAnsi="Yu Gothic"/>
@@ -2440,6 +2626,7 @@
         </w:rPr>
         <w:t xml:space="preserve">第7章 数字で、自分を語る技術</w:t>
       </w:r>
+      <w:bookmarkEnd w:id="1"/>
     </w:p>
     <w:p>
       <w:pPr>
@@ -2703,6 +2890,7 @@
         <w:pStyle w:val="Heading1"/>
         <w:spacing w:after="220" w:before="480"/>
       </w:pPr>
+      <w:bookmarkStart w:name="ch8" w:id="1"/>
       <w:r>
         <w:rPr>
           <w:rFonts w:ascii="Yu Gothic" w:cs="Yu Gothic" w:eastAsia="Yu Gothic" w:hAnsi="Yu Gothic"/>
@@ -2713,6 +2901,7 @@
         </w:rPr>
         <w:t xml:space="preserve">おわりに</w:t>
       </w:r>
+      <w:bookmarkEnd w:id="1"/>
     </w:p>
     <w:p>
       <w:pPr>
@@ -2990,6 +3179,7 @@
         <w:pStyle w:val="Heading1"/>
         <w:spacing w:after="220" w:before="480"/>
       </w:pPr>
+      <w:bookmarkStart w:name="ch9" w:id="1"/>
       <w:r>
         <w:rPr>
           <w:rFonts w:ascii="Yu Gothic" w:cs="Yu Gothic" w:eastAsia="Yu Gothic" w:hAnsi="Yu Gothic"/>
@@ -3000,6 +3190,7 @@
         </w:rPr>
         <w:t xml:space="preserve">出典・参考にしたデータ（読者向け）</w:t>
       </w:r>
+      <w:bookmarkEnd w:id="1"/>
     </w:p>
     <w:p>
       <w:pPr>

--- a/kindle/入稿/第3巻_地味昇給のススメ.docx
+++ b/kindle/入稿/第3巻_地味昇給のススメ.docx
@@ -3126,21 +3126,6 @@
           <w:sz w:val="21"/>
           <w:szCs w:val="21"/>
         </w:rPr>
-        <w:t xml:space="preserve">（本ではこの下にQRコード画像を配置。画像=`kindle/assets/line_qr.png`）</w:t>
-      </w:r>
-    </w:p>
-    <w:p>
-      <w:pPr>
-        <w:spacing w:after="160" w:line="360"/>
-      </w:pPr>
-      <w:r>
-        <w:rPr>
-          <w:rFonts w:ascii="Yu Mincho" w:cs="Yu Mincho" w:eastAsia="Yu Mincho" w:hAnsi="Yu Mincho"/>
-          <w:b w:val="false"/>
-          <w:bCs w:val="false"/>
-          <w:sz w:val="21"/>
-          <w:szCs w:val="21"/>
-        </w:rPr>
         <w:t xml:space="preserve">最後に。</w:t>
       </w:r>
     </w:p>
@@ -3465,7 +3450,7 @@
           <w:sz w:val="21"/>
           <w:szCs w:val="21"/>
         </w:rPr>
-        <w:t xml:space="preserve">［発売日を記載］　初版発行</w:t>
+        <w:t xml:space="preserve">2026年　初版発行</w:t>
       </w:r>
     </w:p>
     <w:p>

--- a/kindle/入稿/第3巻_地味昇給のススメ.docx
+++ b/kindle/入稿/第3巻_地味昇給のススメ.docx
@@ -3111,8 +3111,22 @@
           <w:sz w:val="21"/>
           <w:szCs w:val="21"/>
         </w:rPr>
-        <w:t xml:space="preserve">▶ 無料で受け取る（LINEで友だち追加）: https://lin.ee/UB707h4</w:t>
-      </w:r>
+        <w:t xml:space="preserve">▶ 無料で受け取る（LINEで友だち追加）: </w:t>
+      </w:r>
+      <w:hyperlink w:history="1" r:id="rIdudfqd_eemewmlapkm6zlc">
+        <w:r>
+          <w:rPr>
+            <w:rFonts w:ascii="Yu Mincho" w:cs="Yu Mincho" w:eastAsia="Yu Mincho" w:hAnsi="Yu Mincho"/>
+            <w:b w:val="false"/>
+            <w:bCs w:val="false"/>
+            <w:color w:val="0563C1"/>
+            <w:sz w:val="21"/>
+            <w:szCs w:val="21"/>
+            <w:u w:val="single"/>
+          </w:rPr>
+          <w:t xml:space="preserve">https://lin.ee/UB707h4</w:t>
+        </w:r>
+      </w:hyperlink>
     </w:p>
     <w:p>
       <w:pPr>
@@ -3204,6 +3218,8 @@
       <w:r>
         <w:rPr>
           <w:rFonts w:ascii="Yu Mincho" w:cs="Yu Mincho" w:eastAsia="Yu Mincho" w:hAnsi="Yu Mincho"/>
+          <w:b w:val="false"/>
+          <w:bCs w:val="false"/>
           <w:sz w:val="21"/>
           <w:szCs w:val="21"/>
         </w:rPr>
@@ -3222,6 +3238,8 @@
       <w:r>
         <w:rPr>
           <w:rFonts w:ascii="Yu Mincho" w:cs="Yu Mincho" w:eastAsia="Yu Mincho" w:hAnsi="Yu Mincho"/>
+          <w:b w:val="false"/>
+          <w:bCs w:val="false"/>
           <w:sz w:val="21"/>
           <w:szCs w:val="21"/>
         </w:rPr>
@@ -3240,6 +3258,8 @@
       <w:r>
         <w:rPr>
           <w:rFonts w:ascii="Yu Mincho" w:cs="Yu Mincho" w:eastAsia="Yu Mincho" w:hAnsi="Yu Mincho"/>
+          <w:b w:val="false"/>
+          <w:bCs w:val="false"/>
           <w:sz w:val="21"/>
           <w:szCs w:val="21"/>
         </w:rPr>
